--- a/ru/discovery-articles/6.25 Велосипед.docx
+++ b/ru/discovery-articles/6.25 Велосипед.docx
@@ -4,13 +4,20 @@
   <w:body>
     <w:p>
       <w:pPr>
-        <w:spacing w:before="0" w:after="80"/>
+        <w:pStyle w:val="Title"/>
+        <w:widowControl/>
+      </w:pPr>
+      <w:r>
+        <w:t>6.25 Велосипед</w:t>
+      </w:r>
+    </w:p>
+    <w:p>
+      <w:pPr>
+        <w:keepNext/>
+        <w:widowControl/>
       </w:pPr>
       <w:r>
         <w:rPr>
-          <w:rFonts w:ascii="Calibri" w:hAnsi="Calibri" w:cs="Calibri"/>
-          <w:b/>
-          <w:color w:val="2E74B5"/>
           <w:sz w:val="20"/>
         </w:rPr>
         <w:t>6. Цифровые технологии, космос и связь</w:t>
@@ -19,121 +26,81 @@
     <w:p>
       <w:pPr>
         <w:keepNext/>
-        <w:spacing w:before="0" w:after="120"/>
+        <w:widowControl/>
       </w:pPr>
       <w:r>
         <w:rPr>
-          <w:rFonts w:ascii="Calibri" w:hAnsi="Calibri" w:cs="Calibri"/>
-          <w:b/>
-          <w:color w:val="0B2545"/>
-          <w:sz w:val="48"/>
+          <w:sz w:val="20"/>
         </w:rPr>
-        <w:t>6.25 Велосипед</w:t>
+        <w:t>Период: около 1817 года — дрезина; 1860-е — педали; 1880-е — безопасный цепной велосипед; далее массовое распространение | Основные участники: Карл Дрез, Пьер и Эрнест Мишо, Джон Кемп Старли, производители шин и рам</w:t>
       </w:r>
     </w:p>
     <w:p>
       <w:pPr>
-        <w:spacing w:before="0" w:after="200" w:line="276" w:lineRule="auto"/>
+        <w:widowControl/>
       </w:pPr>
       <w:r>
-        <w:rPr>
-          <w:rFonts w:ascii="Calibri" w:hAnsi="Calibri" w:cs="Calibri"/>
-          <w:i/>
-          <w:color w:val="666666"/>
-          <w:sz w:val="21"/>
-        </w:rPr>
-        <w:t>Период: около 1817 года — дрезина; 1860-е годы — педали; 1880-е — безопасный велосипед с цепным приводом; затем массовое распространение | Ключевые фигуры: Карл Дрез; Пьер и Эрнест Мишо; Джон Кемп Старли; производители шин и рам по всему миру</w:t>
-      </w:r>
-    </w:p>
-    <w:p>
-      <w:pPr>
-        <w:spacing w:before="0" w:after="200" w:line="300" w:lineRule="auto"/>
-      </w:pPr>
-      <w:r>
-        <w:rPr>
-          <w:rFonts w:ascii="Calibri" w:hAnsi="Calibri" w:cs="Calibri"/>
-          <w:color w:val="0B2545"/>
-          <w:sz w:val="23"/>
-        </w:rPr>
-        <w:t>Велосипед — это двухколёсное транспортное средство, которым управляют с помощью руля и приводят в движение педалями, обычно через цепь. Он дал обычным людям дешёвую и быструю личную мобильность без лошади и двигателя.</w:t>
+        <w:t>Велосипед — двухколёсное средство на мышечной тяге с рулём, педалями и обычно цепью. Он дал обычным людям дешёвое быстрое личное передвижение без лошади и двигателя.</w:t>
       </w:r>
     </w:p>
     <w:p>
       <w:pPr>
         <w:pStyle w:val="Heading1"/>
+        <w:widowControl/>
       </w:pPr>
       <w:r>
-        <w:t>Ключевые факты</w:t>
+        <w:t>Кратко о главном</w:t>
       </w:r>
     </w:p>
     <w:p>
       <w:pPr>
-        <w:keepLines/>
-        <w:spacing w:after="80" w:line="300" w:lineRule="auto"/>
-        <w:numPr>
-          <w:ilvl w:val="0"/>
-          <w:numId w:val="10"/>
-        </w:numPr>
+        <w:pStyle w:val="ListBullet"/>
+        <w:widowControl/>
       </w:pPr>
       <w:r>
-        <w:t>Около 1817 года Карл Дрез представил управляемую двухколёсную машину, от которой ездок отталкивался ногами от земли.</w:t>
+        <w:t>Около 1817 года Дрез представил управляемую двухколёсную машину с отталкиванием ногами.</w:t>
       </w:r>
     </w:p>
     <w:p>
       <w:pPr>
-        <w:keepLines/>
-        <w:spacing w:after="80" w:line="300" w:lineRule="auto"/>
-        <w:numPr>
-          <w:ilvl w:val="0"/>
-          <w:numId w:val="10"/>
-        </w:numPr>
+        <w:pStyle w:val="ListBullet"/>
+        <w:widowControl/>
       </w:pPr>
       <w:r>
-        <w:t>В 1860-е годы распространились педальные велосипеды, прозванные «костотрясами».</w:t>
+        <w:t>В 1860-х распространились педальные «костотрясы».</w:t>
       </w:r>
     </w:p>
     <w:p>
       <w:pPr>
-        <w:keepLines/>
-        <w:spacing w:after="80" w:line="300" w:lineRule="auto"/>
-        <w:numPr>
-          <w:ilvl w:val="0"/>
-          <w:numId w:val="10"/>
-        </w:numPr>
+        <w:pStyle w:val="ListBullet"/>
+        <w:widowControl/>
       </w:pPr>
       <w:r>
-        <w:t>В 1880-е годы безопасный велосипед Джона Кемпа Старли получил колёса одинакового размера и цепной привод.</w:t>
+        <w:t>Безопасный велосипед Старли 1880-х имел равные колёса и цепной привод.</w:t>
       </w:r>
     </w:p>
     <w:p>
       <w:pPr>
-        <w:keepLines/>
-        <w:spacing w:after="80" w:line="300" w:lineRule="auto"/>
-        <w:numPr>
-          <w:ilvl w:val="0"/>
-          <w:numId w:val="10"/>
-        </w:numPr>
+        <w:pStyle w:val="ListBullet"/>
+        <w:widowControl/>
       </w:pPr>
       <w:r>
-        <w:t>Пневматические шины и улучшение дорог сделали велосипед удобным для ежедневных поездок.</w:t>
+        <w:t>Пневматические шины и хорошие дороги сделали ежедневную езду удобной.</w:t>
       </w:r>
     </w:p>
     <w:p>
       <w:pPr>
-        <w:keepLines/>
-        <w:spacing w:after="80" w:line="300" w:lineRule="auto"/>
-        <w:numPr>
-          <w:ilvl w:val="0"/>
-          <w:numId w:val="10"/>
-        </w:numPr>
+        <w:pStyle w:val="ListBullet"/>
+        <w:widowControl/>
       </w:pPr>
       <w:r>
-        <w:t>Велосипед остаётся важным городским транспортом и послужил технической основой для мотоциклов и некоторых решений ранних автомобилей.</w:t>
+        <w:t>Велосипеды остаются важным городским транспортом и основой последующих мотоциклов и колёсных конструкций автомобилей.</w:t>
       </w:r>
     </w:p>
     <w:p>
       <w:pPr>
         <w:pStyle w:val="Heading1"/>
+        <w:widowControl/>
       </w:pPr>
       <w:r>
         <w:t>Что это такое</w:t>
@@ -141,143 +108,101 @@
     </w:p>
     <w:p>
       <w:pPr>
-        <w:keepLines w:val="0"/>
+        <w:widowControl/>
       </w:pPr>
       <w:r>
-        <w:t>Велосипед — это управляемая машина с двумя колёсами, расположенными одно за другим, седлом, рулём и педалями. Обычно педали вращают ведущую звезду, которая через цепь передаёт усилие заднему колесу. Ездок сохраняет равновесие, выбирает направление и служит источником энергии, а передачи и тормоза делают управление точнее.</w:t>
-      </w:r>
-    </w:p>
-    <w:p>
-      <w:pPr>
-        <w:keepLines w:val="0"/>
-      </w:pPr>
-      <w:r>
-        <w:t>Стальная, алюминиевая или композитная рама удерживает геометрию, обеспечивающую эффективное качение. Иными словами, это личный транспорт, который приводит в движение сила собственных ног.</w:t>
+        <w:t>Два колеса расположены друг за другом; есть седло, руль и педали, обычно вращающие звезду с цепью к заднему колесу. Ездок держит равновесие, управляет и даёт энергию, передачи и тормоза помогают точнее управлять движением. Стальная, алюминиевая или композитная рама сохраняет геометрию эффективного качения. Это личный транспорт, питаемый собственными ногами.</w:t>
       </w:r>
     </w:p>
     <w:p>
       <w:pPr>
         <w:pStyle w:val="Heading1"/>
+        <w:widowControl/>
       </w:pPr>
       <w:r>
-        <w:t>Кто это открыл или изобрёл</w:t>
+        <w:t>Кто открыл или изобрёл</w:t>
       </w:r>
     </w:p>
     <w:p>
       <w:pPr>
-        <w:keepLines w:val="0"/>
+        <w:widowControl/>
       </w:pPr>
       <w:r>
-        <w:t>Двухколёсную идею открыл путь Карл Дрез со своей «машиной для бега». Французские мастера, в том числе мастерская Мишо, добавили педали к переднему колесу. Джон Кемп Старли и другие британские конструкторы усовершенствовали безопасный велосипед с цепным приводом, ставший образцом современной конструкции.</w:t>
-      </w:r>
-    </w:p>
-    <w:p>
-      <w:pPr>
-        <w:keepLines w:val="0"/>
-      </w:pPr>
-      <w:r>
-        <w:t>Изобретатели шин, изготовители рам и участники велосипедных клубов довели систему до зрелости. Велосипед не принадлежит одному патенту: он складывался последовательно в работе множества мастерских.</w:t>
+        <w:t>«Беговая машина» Дреза открыла двухколёсную идею. Французские мастера, включая Мишо, добавили педали переднему колесу. Старли и другие британцы усовершенствовали цепной безопасный вариант, ставший современным образцом. Изобретатели шин, рамщики и участники клубов завершали систему. История велосипеда складывалась в многочисленных мастерских и не сводится к одному патенту.</w:t>
       </w:r>
     </w:p>
     <w:p>
       <w:pPr>
         <w:pStyle w:val="Heading1"/>
+        <w:widowControl/>
       </w:pPr>
       <w:r>
-        <w:t>Когда и как это появилось</w:t>
+        <w:t>Когда и как появилось</w:t>
       </w:r>
     </w:p>
     <w:p>
       <w:pPr>
-        <w:keepLines w:val="0"/>
+        <w:widowControl/>
       </w:pPr>
       <w:r>
-        <w:t>После 1817 года в Европе появились двухколёсные машины для развлечения. В 1860-е педальная езда вошла в моду; за «костотрясами» последовали высококолёсные велосипеды, а в 1880-е — гораздо более безопасная конструкция с ромбовидной рамой.</w:t>
-      </w:r>
-    </w:p>
-    <w:p>
-      <w:pPr>
-        <w:keepLines w:val="0"/>
-      </w:pPr>
-      <w:r>
-        <w:t>К 1890-м пневматические шины и мощёные дороги превратили велосипед в средство ежедневных поездок. В XX веке массовое производство наполнило велосипедами заводские стоянки и улицы развивающихся стран. Позднее электромоторы-помощники увеличили дальность поездок, не отменяя мускульную основу движения.</w:t>
+        <w:t>После 1817 года в Европе появились развлекательные машины. Подъём 1860-х сделал педали модными; за высококолёсными конструкциями пришла более безопасная ромбовидная рама 1880-х. К 1890-м шины и мощёные дороги сделали велосипед средством поездок на работу. Массовое производство XX века снабдило рабочих и улицы развивающихся стран. Электрическая помощь позднее увеличила дальность, сохраняя мышечную основу.</w:t>
       </w:r>
     </w:p>
     <w:p>
       <w:pPr>
         <w:pStyle w:val="Heading1"/>
+        <w:widowControl/>
       </w:pPr>
       <w:r>
-        <w:t>Научное значение</w:t>
+        <w:t>Значение для науки</w:t>
       </w:r>
     </w:p>
     <w:p>
       <w:pPr>
-        <w:keepLines w:val="0"/>
+        <w:widowControl/>
       </w:pPr>
       <w:r>
-        <w:t>Велосипед наглядно показывает, как мышечная работа превращается в пройденное расстояние при малом сопротивлении качению. Его развитие продвинуло материаловедение тонкостенных труб, подшипников и натяжения спиц.</w:t>
-      </w:r>
-    </w:p>
-    <w:p>
-      <w:pPr>
-        <w:keepLines w:val="0"/>
-      </w:pPr>
-      <w:r>
-        <w:t>Транспортные инженеры и специалисты общественного здравоохранения по-прежнему изучают долю велосипедных поездок и их влияние на физическую форму. С научной точки зрения велосипед — чистая демонстрация рычага, равновесия и энергетики движения за счёт силы человека.</w:t>
+        <w:t>Велосипед эффективно превращает мышечную работу в расстояние при малом сопротивлении качению. Он развивал материалы труб, подшипники и натяжение спиц. Транспортные и медицинские исследования измеряют долю поездок и физическую пользу. Это наглядный пример рычагов, равновесия и энергетики человеческого движения.</w:t>
       </w:r>
     </w:p>
     <w:p>
       <w:pPr>
         <w:pStyle w:val="Heading1"/>
+        <w:widowControl/>
       </w:pPr>
       <w:r>
-        <w:t>Влияние на последующее развитие</w:t>
+        <w:t>Влияние на дальнейшее развитие</w:t>
       </w:r>
     </w:p>
     <w:p>
       <w:pPr>
-        <w:keepLines w:val="0"/>
+        <w:widowControl/>
       </w:pPr>
       <w:r>
-        <w:t>Мотоциклы и ранние автомобили заимствовали у велосипедных мастерских трубчатые рамы, цепи и колёса. Безопасный велосипед поддержал движение за реформу женской одежды и независимую мобильность.</w:t>
-      </w:r>
-    </w:p>
-    <w:p>
-      <w:pPr>
-        <w:keepLines w:val="0"/>
-      </w:pPr>
-      <w:r>
-        <w:t>Сегодня городское планирование вновь обращается к велодорожкам как средству борьбы с пробками и выбросами. Стандартизация деталей позволяет глобальным цепочкам поставок собирать рамы и комплекты оборудования из компонентов разных производителей.</w:t>
+        <w:t>Мотоциклы и ранние автомобили заимствовали у велосипедных мастерских трубы, цепи и колёса. Безопасный велосипед сопровождал реформу женской одежды и независимой мобильности. Города вновь рассматривают велодорожки как средство против заторов и климатических выбросов. Стандарты компонентов позволяют собирать велосипеды из рам и оборудования разных поставщиков по всему миру.</w:t>
       </w:r>
     </w:p>
     <w:p>
       <w:pPr>
         <w:pStyle w:val="Heading1"/>
+        <w:widowControl/>
       </w:pPr>
       <w:r>
-        <w:t>Как это изменило жизнь людей</w:t>
+        <w:t>Как изменило жизнь людей</w:t>
       </w:r>
     </w:p>
     <w:p>
       <w:pPr>
-        <w:keepLines w:val="0"/>
+        <w:widowControl/>
       </w:pPr>
       <w:r>
-        <w:t>Рабочие смогли добираться до более далёких мест работы, дети получили самостоятельность передвижения, а поездки вдвоём и велотуризм породили новую культуру. Границы повседневного города расширились до расстояний, которые можно было преодолеть на велосипеде.</w:t>
-      </w:r>
-    </w:p>
-    <w:p>
-      <w:pPr>
-        <w:keepLines w:val="0"/>
-      </w:pPr>
-      <w:r>
-        <w:t>С ростом скорости появились травмы и конфликты на дорогах. И всё же для миллиардов людей велосипед остаётся самым дешёвым транспортом, способным доставить от двери до двери.</w:t>
+        <w:t>Рабочие могли добираться до удалённых мест работы, а дети — самостоятельно ездить по своим делам; развивались велосипедные знакомства и туризм. Городская жизнь уплотнялась вдоль доступных ежедневных путей. Скорость приносила травмы и дорожные конфликты. Тем не менее для миллиардов велосипед остаётся самым дешёвым транспортом от двери до двери.</w:t>
       </w:r>
     </w:p>
     <w:p>
       <w:pPr>
         <w:pStyle w:val="Heading1"/>
+        <w:widowControl/>
       </w:pPr>
       <w:r>
         <w:t>Источники и литература</w:t>
@@ -286,145 +211,150 @@
     <w:p>
       <w:pPr>
         <w:pStyle w:val="Heading2"/>
+        <w:widowControl/>
       </w:pPr>
       <w:r>
-        <w:t>A. Книги и основные научные труды</w:t>
+        <w:rPr>
+          <w:sz w:val="20"/>
+        </w:rPr>
+        <w:t>Книги и основные научные труды</w:t>
       </w:r>
     </w:p>
     <w:p>
       <w:pPr>
-        <w:keepLines/>
-        <w:spacing w:after="80" w:line="300" w:lineRule="auto"/>
-        <w:numPr>
-          <w:ilvl w:val="0"/>
-          <w:numId w:val="11"/>
-        </w:numPr>
+        <w:widowControl/>
       </w:pPr>
       <w:r>
-        <w:t>Herlihy, David V. Bicycle: The History. New Haven: Yale University Press, 2004.</w:t>
+        <w:rPr>
+          <w:sz w:val="20"/>
+        </w:rPr>
+        <w:t>1. Herlihy, David V. Bicycle: The History. New Haven: Yale University Press, 2004.</w:t>
       </w:r>
     </w:p>
     <w:p>
       <w:pPr>
         <w:pStyle w:val="Heading2"/>
+        <w:widowControl/>
       </w:pPr>
       <w:r>
-        <w:t>C. Материалы научных учреждений и энциклопедий</w:t>
+        <w:rPr>
+          <w:sz w:val="20"/>
+        </w:rPr>
+        <w:t>Материалы организаций и энциклопедии</w:t>
       </w:r>
     </w:p>
     <w:p>
       <w:pPr>
-        <w:keepLines/>
-        <w:spacing w:after="80" w:line="300" w:lineRule="auto"/>
-        <w:numPr>
-          <w:ilvl w:val="0"/>
-          <w:numId w:val="12"/>
-        </w:numPr>
+        <w:widowControl/>
       </w:pPr>
       <w:r>
-        <w:t xml:space="preserve">Encyclopaedia Britannica. «Bicycle». </w:t>
+        <w:rPr>
+          <w:sz w:val="20"/>
+        </w:rPr>
+        <w:t xml:space="preserve">1. Encyclopaedia Britannica. 'Bicycle.' </w:t>
       </w:r>
+      <w:hyperlink r:id="rId9">
+        <w:r>
+          <w:rPr>
+            <w:sz w:val="20"/>
+          </w:rPr>
+          <w:t>https://www.britannica.com/technology/bicycle</w:t>
+        </w:r>
+      </w:hyperlink>
       <w:r>
-        <w:t xml:space="preserve"> </w:t>
+        <w:rPr>
+          <w:sz w:val="20"/>
+        </w:rPr>
+      </w:r>
+    </w:p>
+    <w:p>
+      <w:pPr>
+        <w:widowControl/>
+      </w:pPr>
+      <w:r>
+        <w:rPr>
+          <w:sz w:val="20"/>
+        </w:rPr>
+        <w:t xml:space="preserve">2. Smithsonian Institution. Bicycle spotlight. </w:t>
+      </w:r>
+      <w:hyperlink r:id="rId10">
+        <w:r>
+          <w:rPr>
+            <w:sz w:val="20"/>
+          </w:rPr>
+          <w:t>https://www.si.edu/spotlight/bicycle</w:t>
+        </w:r>
+      </w:hyperlink>
+      <w:r>
+        <w:rPr>
+          <w:sz w:val="20"/>
+        </w:rPr>
+      </w:r>
+    </w:p>
+    <w:p>
+      <w:pPr>
+        <w:pStyle w:val="Heading2"/>
+        <w:widowControl/>
+      </w:pPr>
+      <w:r>
+        <w:rPr>
+          <w:sz w:val="20"/>
+        </w:rPr>
+        <w:t>Материалы музеев, архивов и библиотек</w:t>
+      </w:r>
+    </w:p>
+    <w:p>
+      <w:pPr>
+        <w:widowControl/>
+      </w:pPr>
+      <w:r>
+        <w:rPr>
+          <w:sz w:val="20"/>
+        </w:rPr>
+        <w:t xml:space="preserve">1. Science Museum (London). Bicycle and transport collections. </w:t>
       </w:r>
       <w:hyperlink r:id="rId11">
         <w:r>
           <w:rPr>
-            <w:color w:val="0563C1"/>
-            <w:u w:val="single"/>
+            <w:sz w:val="20"/>
           </w:rPr>
-          <w:t>https://www.britannica.com/technology/bicycle</w:t>
+          <w:t>https://www.sciencemuseum.org.uk/objects-and-stories</w:t>
         </w:r>
       </w:hyperlink>
+      <w:r>
+        <w:rPr>
+          <w:sz w:val="20"/>
+        </w:rPr>
+      </w:r>
     </w:p>
     <w:p>
       <w:pPr>
-        <w:keepLines/>
-        <w:spacing w:after="80" w:line="300" w:lineRule="auto"/>
-        <w:numPr>
-          <w:ilvl w:val="0"/>
-          <w:numId w:val="12"/>
-        </w:numPr>
+        <w:widowControl/>
       </w:pPr>
       <w:r>
-        <w:t xml:space="preserve">Smithsonian Institution. Тематические материалы об истории велосипеда. </w:t>
-      </w:r>
-      <w:r>
-        <w:t xml:space="preserve"> </w:t>
+        <w:rPr>
+          <w:sz w:val="20"/>
+        </w:rPr>
+        <w:t xml:space="preserve">2. Smithsonian National Museum of American History. America on the Move. </w:t>
       </w:r>
       <w:hyperlink r:id="rId12">
         <w:r>
           <w:rPr>
-            <w:color w:val="0563C1"/>
-            <w:u w:val="single"/>
-          </w:rPr>
-          <w:t>https://www.si.edu/spotlight/bicycle</w:t>
-        </w:r>
-      </w:hyperlink>
-    </w:p>
-    <w:p>
-      <w:pPr>
-        <w:pStyle w:val="Heading2"/>
-      </w:pPr>
-      <w:r>
-        <w:t>D. Материалы музеев, архивов и библиотек</w:t>
-      </w:r>
-    </w:p>
-    <w:p>
-      <w:pPr>
-        <w:keepLines/>
-        <w:spacing w:after="80" w:line="300" w:lineRule="auto"/>
-        <w:numPr>
-          <w:ilvl w:val="0"/>
-          <w:numId w:val="13"/>
-        </w:numPr>
-      </w:pPr>
-      <w:r>
-        <w:t xml:space="preserve">Science Museum, London. Коллекции по истории велосипеда и транспорта. </w:t>
-      </w:r>
-      <w:r>
-        <w:t xml:space="preserve"> </w:t>
-      </w:r>
-      <w:hyperlink r:id="rId13">
-        <w:r>
-          <w:rPr>
-            <w:color w:val="0563C1"/>
-            <w:u w:val="single"/>
-          </w:rPr>
-          <w:t>https://www.sciencemuseum.org.uk/objects-and-stories</w:t>
-        </w:r>
-      </w:hyperlink>
-    </w:p>
-    <w:p>
-      <w:pPr>
-        <w:keepLines/>
-        <w:spacing w:after="80" w:line="300" w:lineRule="auto"/>
-        <w:numPr>
-          <w:ilvl w:val="0"/>
-          <w:numId w:val="13"/>
-        </w:numPr>
-      </w:pPr>
-      <w:r>
-        <w:t xml:space="preserve">Smithsonian National Museum of American History. «America on the Move». </w:t>
-      </w:r>
-      <w:r>
-        <w:t xml:space="preserve"> </w:t>
-      </w:r>
-      <w:hyperlink r:id="rId14">
-        <w:r>
-          <w:rPr>
-            <w:color w:val="0563C1"/>
-            <w:u w:val="single"/>
+            <w:sz w:val="20"/>
           </w:rPr>
           <w:t>https://americanhistory.si.edu/america-on-the-move</w:t>
         </w:r>
       </w:hyperlink>
+      <w:r>
+        <w:rPr>
+          <w:sz w:val="20"/>
+        </w:rPr>
+      </w:r>
     </w:p>
     <w:sectPr>
-      <w:headerReference w:type="default" r:id="rId9"/>
-      <w:footerReference w:type="default" r:id="rId10"/>
-      <w:pgSz w:w="12240" w:h="15840"/>
-      <w:pgMar w:top="1440" w:right="1440" w:bottom="1440" w:left="1440" w:header="708" w:footer="708" w:gutter="0"/>
+      <w:footerReference w:type="default" r:id="rId13"/>
+      <w:pgSz w:w="11906" w:h="16838"/>
+      <w:pgMar w:top="1020" w:right="1134" w:bottom="1020" w:left="1134" w:header="720" w:footer="720" w:gutter="0"/>
       <w:cols w:space="720"/>
       <w:docGrid w:linePitch="360"/>
     </w:sectPr>
@@ -437,60 +367,11 @@
   <w:p>
     <w:pPr>
       <w:pStyle w:val="Footer"/>
-      <w:spacing w:before="0" w:after="0"/>
       <w:jc w:val="right"/>
     </w:pPr>
-    <w:r>
-      <w:rPr>
-        <w:rFonts w:ascii="Calibri" w:hAnsi="Calibri" w:cs="Calibri"/>
-        <w:color w:val="666666"/>
-        <w:sz w:val="18"/>
-      </w:rPr>
-      <w:t xml:space="preserve">Страница </w:t>
-    </w:r>
-    <w:r>
-      <w:rPr>
-        <w:rFonts w:ascii="Calibri" w:hAnsi="Calibri" w:cs="Calibri"/>
-        <w:color w:val="666666"/>
-        <w:sz w:val="18"/>
-      </w:rPr>
-      <w:fldChar w:fldCharType="begin"/>
-      <w:instrText xml:space="preserve"> PAGE </w:instrText>
-      <w:fldChar w:fldCharType="separate"/>
-      <w:t>1</w:t>
-      <w:fldChar w:fldCharType="end"/>
-    </w:r>
+    <w:fldSimple w:instr="PAGE"/>
   </w:p>
 </w:ftr>
-</file>
-
-<file path=word/header1.xml><?xml version="1.0" encoding="utf-8"?>
-<w:hdr xmlns:m="http://schemas.openxmlformats.org/officeDocument/2006/math" xmlns:mc="http://schemas.openxmlformats.org/markup-compatibility/2006" xmlns:mo="http://schemas.microsoft.com/office/mac/office/2008/main" xmlns:mv="urn:schemas-microsoft-com:mac:vml" xmlns:o="urn:schemas-microsoft-com:office:office" xmlns:r="http://schemas.openxmlformats.org/officeDocument/2006/relationships" xmlns:v="urn:schemas-microsoft-com:vml" xmlns:w10="urn:schemas-microsoft-com:office:word" xmlns:w14="http://schemas.microsoft.com/office/word/2010/wordml" xmlns:w="http://schemas.openxmlformats.org/wordprocessingml/2006/main" xmlns:wne="http://schemas.microsoft.com/office/word/2006/wordml" xmlns:wp14="http://schemas.microsoft.com/office/word/2010/wordprocessingDrawing" xmlns:wp="http://schemas.openxmlformats.org/drawingml/2006/wordprocessingDrawing" xmlns:wpc="http://schemas.microsoft.com/office/word/2010/wordprocessingCanvas" xmlns:wpg="http://schemas.microsoft.com/office/word/2010/wordprocessingGroup" xmlns:wpi="http://schemas.microsoft.com/office/word/2010/wordprocessingInk" xmlns:wps="http://schemas.microsoft.com/office/word/2010/wordprocessingShape" mc:Ignorable="w14 wp14">
-  <w:p>
-    <w:pPr>
-      <w:pStyle w:val="Header"/>
-      <w:spacing w:after="0"/>
-      <w:jc w:val="left"/>
-    </w:pPr>
-    <w:r>
-      <w:rPr>
-        <w:rFonts w:ascii="Calibri" w:hAnsi="Calibri" w:cs="Calibri"/>
-        <w:b/>
-        <w:color w:val="666666"/>
-        <w:sz w:val="18"/>
-      </w:rPr>
-      <w:t>Открытия и изобретения</w:t>
-    </w:r>
-    <w:r>
-      <w:rPr>
-        <w:rFonts w:ascii="Calibri" w:hAnsi="Calibri" w:cs="Calibri"/>
-        <w:color w:val="666666"/>
-        <w:sz w:val="18"/>
-      </w:rPr>
-      <w:t xml:space="preserve">    |    6. Цифровые технологии, космос и связь</w:t>
-    </w:r>
-  </w:p>
-</w:hdr>
 </file>
 
 <file path=word/numbering.xml><?xml version="1.0" encoding="utf-8"?>
@@ -693,78 +574,6 @@
   <w:num w:numId="9">
     <w:abstractNumId w:val="0"/>
   </w:num>
-  <w:abstractNum w:abstractNumId="9">
-    <w:multiLevelType w:val="singleLevel"/>
-    <w:lvl w:ilvl="0">
-      <w:start w:val="1"/>
-      <w:numFmt w:val="bullet"/>
-      <w:lvlText w:val="•"/>
-      <w:lvlJc w:val="left"/>
-      <w:pPr>
-        <w:tabs>
-          <w:tab w:val="num" w:pos="540"/>
-        </w:tabs>
-        <w:ind w:left="540" w:hanging="270"/>
-      </w:pPr>
-    </w:lvl>
-  </w:abstractNum>
-  <w:num w:numId="10">
-    <w:abstractNumId w:val="9"/>
-  </w:num>
-  <w:abstractNum w:abstractNumId="10">
-    <w:multiLevelType w:val="singleLevel"/>
-    <w:lvl w:ilvl="0">
-      <w:start w:val="1"/>
-      <w:numFmt w:val="decimal"/>
-      <w:lvlText w:val="%1."/>
-      <w:lvlJc w:val="left"/>
-      <w:pPr>
-        <w:tabs>
-          <w:tab w:val="num" w:pos="540"/>
-        </w:tabs>
-        <w:ind w:left="540" w:hanging="270"/>
-      </w:pPr>
-    </w:lvl>
-  </w:abstractNum>
-  <w:num w:numId="11">
-    <w:abstractNumId w:val="10"/>
-  </w:num>
-  <w:abstractNum w:abstractNumId="11">
-    <w:multiLevelType w:val="singleLevel"/>
-    <w:lvl w:ilvl="0">
-      <w:start w:val="1"/>
-      <w:numFmt w:val="decimal"/>
-      <w:lvlText w:val="%1."/>
-      <w:lvlJc w:val="left"/>
-      <w:pPr>
-        <w:tabs>
-          <w:tab w:val="num" w:pos="540"/>
-        </w:tabs>
-        <w:ind w:left="540" w:hanging="270"/>
-      </w:pPr>
-    </w:lvl>
-  </w:abstractNum>
-  <w:num w:numId="12">
-    <w:abstractNumId w:val="11"/>
-  </w:num>
-  <w:abstractNum w:abstractNumId="12">
-    <w:multiLevelType w:val="singleLevel"/>
-    <w:lvl w:ilvl="0">
-      <w:start w:val="1"/>
-      <w:numFmt w:val="decimal"/>
-      <w:lvlText w:val="%1."/>
-      <w:lvlJc w:val="left"/>
-      <w:pPr>
-        <w:tabs>
-          <w:tab w:val="num" w:pos="540"/>
-        </w:tabs>
-        <w:ind w:left="540" w:hanging="270"/>
-      </w:pPr>
-    </w:lvl>
-  </w:abstractNum>
-  <w:num w:numId="13">
-    <w:abstractNumId w:val="12"/>
-  </w:num>
 </w:numbering>
 </file>
 
@@ -773,7 +582,7 @@
   <w:docDefaults>
     <w:rPrDefault>
       <w:rPr>
-        <w:rFonts w:asciiTheme="minorHAnsi" w:eastAsiaTheme="minorEastAsia" w:hAnsiTheme="minorHAnsi" w:cstheme="minorBidi"/>
+        <w:rFonts/>
         <w:sz w:val="22"/>
         <w:szCs w:val="22"/>
         <w:lang w:val="en-US" w:eastAsia="en-US" w:bidi="ar-SA"/>
@@ -929,12 +738,13 @@
     <w:qFormat/>
     <w:rsid w:val="00FC693F"/>
     <w:pPr>
-      <w:widowControl/>
-      <w:spacing w:before="0" w:after="120" w:line="300" w:lineRule="auto"/>
+      <w:spacing w:after="120" w:line="259" w:lineRule="auto"/>
     </w:pPr>
     <w:rPr>
-      <w:rFonts w:ascii="Calibri" w:hAnsi="Calibri" w:cs="Calibri"/>
-      <w:sz w:val="22"/>
+      <w:rFonts w:ascii="Times New Roman" w:hAnsi="Times New Roman"/>
+      <w:color w:val="000000"/>
+      <w:sz w:val="24"/>
+      <w:lang w:val="ru-RU"/>
     </w:rPr>
   </w:style>
   <w:style w:type="paragraph" w:styleId="Header">
@@ -992,16 +802,17 @@
     <w:pPr>
       <w:keepNext/>
       <w:keepLines/>
-      <w:spacing w:before="360" w:after="200"/>
+      <w:spacing w:before="480" w:after="120" w:line="259" w:lineRule="auto"/>
       <w:outlineLvl w:val="0"/>
     </w:pPr>
     <w:rPr>
-      <w:rFonts w:asciiTheme="majorHAnsi" w:eastAsiaTheme="majorEastAsia" w:hAnsiTheme="majorHAnsi" w:cstheme="majorBidi" w:ascii="Calibri" w:hAnsi="Calibri" w:cs="Calibri"/>
+      <w:rFonts w:ascii="Times New Roman" w:hAnsi="Times New Roman"/>
       <w:b/>
       <w:bCs/>
-      <w:color w:val="2E74B5"/>
-      <w:sz w:val="32"/>
+      <w:color w:val="000000"/>
+      <w:sz w:val="26"/>
       <w:szCs w:val="28"/>
+      <w:lang w:val="ru-RU"/>
     </w:rPr>
   </w:style>
   <w:style w:type="paragraph" w:styleId="Heading2">
@@ -1016,16 +827,17 @@
     <w:pPr>
       <w:keepNext/>
       <w:keepLines/>
-      <w:spacing w:before="280" w:after="140"/>
+      <w:spacing w:before="200" w:after="120" w:line="259" w:lineRule="auto"/>
       <w:outlineLvl w:val="1"/>
     </w:pPr>
     <w:rPr>
-      <w:rFonts w:asciiTheme="majorHAnsi" w:eastAsiaTheme="majorEastAsia" w:hAnsiTheme="majorHAnsi" w:cstheme="majorBidi" w:ascii="Calibri" w:hAnsi="Calibri" w:cs="Calibri"/>
+      <w:rFonts w:ascii="Times New Roman" w:hAnsi="Times New Roman"/>
       <w:b/>
       <w:bCs/>
-      <w:color w:val="2E74B5"/>
+      <w:color w:val="000000"/>
       <w:sz w:val="26"/>
       <w:szCs w:val="26"/>
+      <w:lang w:val="ru-RU"/>
     </w:rPr>
   </w:style>
   <w:style w:type="paragraph" w:styleId="Heading3">
@@ -1040,15 +852,14 @@
     <w:pPr>
       <w:keepNext/>
       <w:keepLines/>
-      <w:spacing w:before="200" w:after="100"/>
+      <w:spacing w:before="200" w:after="0"/>
       <w:outlineLvl w:val="2"/>
     </w:pPr>
     <w:rPr>
-      <w:rFonts w:asciiTheme="majorHAnsi" w:eastAsiaTheme="majorEastAsia" w:hAnsiTheme="majorHAnsi" w:cstheme="majorBidi" w:ascii="Calibri" w:hAnsi="Calibri" w:cs="Calibri"/>
+      <w:rFonts/>
       <w:b/>
       <w:bCs/>
-      <w:color w:val="1F4D78"/>
-      <w:sz w:val="24"/>
+      <w:color w:val="4F81BD" w:themeColor="accent1"/>
     </w:rPr>
   </w:style>
   <w:style w:type="paragraph" w:styleId="Heading4">
@@ -1068,7 +879,7 @@
       <w:outlineLvl w:val="3"/>
     </w:pPr>
     <w:rPr>
-      <w:rFonts w:asciiTheme="majorHAnsi" w:eastAsiaTheme="majorEastAsia" w:hAnsiTheme="majorHAnsi" w:cstheme="majorBidi"/>
+      <w:rFonts/>
       <w:b/>
       <w:bCs/>
       <w:i/>
@@ -1093,7 +904,7 @@
       <w:outlineLvl w:val="4"/>
     </w:pPr>
     <w:rPr>
-      <w:rFonts w:asciiTheme="majorHAnsi" w:eastAsiaTheme="majorEastAsia" w:hAnsiTheme="majorHAnsi" w:cstheme="majorBidi"/>
+      <w:rFonts/>
       <w:color w:val="243F60" w:themeColor="accent1" w:themeShade="7F"/>
     </w:rPr>
   </w:style>
@@ -1114,7 +925,7 @@
       <w:outlineLvl w:val="5"/>
     </w:pPr>
     <w:rPr>
-      <w:rFonts w:asciiTheme="majorHAnsi" w:eastAsiaTheme="majorEastAsia" w:hAnsiTheme="majorHAnsi" w:cstheme="majorBidi"/>
+      <w:rFonts/>
       <w:i/>
       <w:iCs/>
       <w:color w:val="243F60" w:themeColor="accent1" w:themeShade="7F"/>
@@ -1137,7 +948,7 @@
       <w:outlineLvl w:val="6"/>
     </w:pPr>
     <w:rPr>
-      <w:rFonts w:asciiTheme="majorHAnsi" w:eastAsiaTheme="majorEastAsia" w:hAnsiTheme="majorHAnsi" w:cstheme="majorBidi"/>
+      <w:rFonts/>
       <w:i/>
       <w:iCs/>
       <w:color w:val="404040" w:themeColor="text1" w:themeTint="BF"/>
@@ -1160,7 +971,7 @@
       <w:outlineLvl w:val="7"/>
     </w:pPr>
     <w:rPr>
-      <w:rFonts w:asciiTheme="majorHAnsi" w:eastAsiaTheme="majorEastAsia" w:hAnsiTheme="majorHAnsi" w:cstheme="majorBidi"/>
+      <w:rFonts/>
       <w:color w:val="4F81BD" w:themeColor="accent1"/>
       <w:sz w:val="20"/>
       <w:szCs w:val="20"/>
@@ -1183,7 +994,7 @@
       <w:outlineLvl w:val="8"/>
     </w:pPr>
     <w:rPr>
-      <w:rFonts w:asciiTheme="majorHAnsi" w:eastAsiaTheme="majorEastAsia" w:hAnsiTheme="majorHAnsi" w:cstheme="majorBidi"/>
+      <w:rFonts/>
       <w:i/>
       <w:iCs/>
       <w:color w:val="404040" w:themeColor="text1" w:themeTint="BF"/>
@@ -1234,7 +1045,7 @@
     <w:uiPriority w:val="9"/>
     <w:rsid w:val="00FC693F"/>
     <w:rPr>
-      <w:rFonts w:asciiTheme="majorHAnsi" w:eastAsiaTheme="majorEastAsia" w:hAnsiTheme="majorHAnsi" w:cstheme="majorBidi"/>
+      <w:rFonts/>
       <w:b/>
       <w:bCs/>
       <w:color w:val="365F91" w:themeColor="accent1" w:themeShade="BF"/>
@@ -1249,7 +1060,7 @@
     <w:uiPriority w:val="9"/>
     <w:rsid w:val="00FC693F"/>
     <w:rPr>
-      <w:rFonts w:asciiTheme="majorHAnsi" w:eastAsiaTheme="majorEastAsia" w:hAnsiTheme="majorHAnsi" w:cstheme="majorBidi"/>
+      <w:rFonts/>
       <w:b/>
       <w:bCs/>
       <w:color w:val="4F81BD" w:themeColor="accent1"/>
@@ -1264,7 +1075,7 @@
     <w:uiPriority w:val="9"/>
     <w:rsid w:val="00FC693F"/>
     <w:rPr>
-      <w:rFonts w:asciiTheme="majorHAnsi" w:eastAsiaTheme="majorEastAsia" w:hAnsiTheme="majorHAnsi" w:cstheme="majorBidi"/>
+      <w:rFonts/>
       <w:b/>
       <w:bCs/>
       <w:color w:val="4F81BD" w:themeColor="accent1"/>
@@ -1279,19 +1090,17 @@
     <w:qFormat/>
     <w:rsid w:val="00FC693F"/>
     <w:pPr>
-      <w:pBdr>
-        <w:bottom w:val="single" w:sz="8" w:space="4" w:color="4F81BD" w:themeColor="accent1"/>
-      </w:pBdr>
-      <w:spacing w:after="300" w:line="240" w:lineRule="auto"/>
+      <w:spacing w:after="120" w:line="259" w:lineRule="auto"/>
       <w:contextualSpacing/>
     </w:pPr>
     <w:rPr>
-      <w:rFonts w:asciiTheme="majorHAnsi" w:eastAsiaTheme="majorEastAsia" w:hAnsiTheme="majorHAnsi" w:cstheme="majorBidi"/>
-      <w:color w:val="17365D" w:themeColor="text2" w:themeShade="BF"/>
+      <w:rFonts w:ascii="Times New Roman" w:hAnsi="Times New Roman"/>
+      <w:color w:val="000000"/>
       <w:spacing w:val="5"/>
       <w:kern w:val="28"/>
-      <w:sz w:val="52"/>
+      <w:sz w:val="40"/>
       <w:szCs w:val="52"/>
+      <w:lang w:val="ru-RU"/>
     </w:rPr>
   </w:style>
   <w:style w:type="character" w:customStyle="1" w:styleId="TitleChar">
@@ -1301,7 +1110,7 @@
     <w:uiPriority w:val="10"/>
     <w:rsid w:val="00FC693F"/>
     <w:rPr>
-      <w:rFonts w:asciiTheme="majorHAnsi" w:eastAsiaTheme="majorEastAsia" w:hAnsiTheme="majorHAnsi" w:cstheme="majorBidi"/>
+      <w:rFonts/>
       <w:color w:val="17365D" w:themeColor="text2" w:themeShade="BF"/>
       <w:spacing w:val="5"/>
       <w:kern w:val="28"/>
@@ -1323,7 +1132,7 @@
       </w:numPr>
     </w:pPr>
     <w:rPr>
-      <w:rFonts w:asciiTheme="majorHAnsi" w:eastAsiaTheme="majorEastAsia" w:hAnsiTheme="majorHAnsi" w:cstheme="majorBidi"/>
+      <w:rFonts/>
       <w:i/>
       <w:iCs/>
       <w:color w:val="4F81BD" w:themeColor="accent1"/>
@@ -1339,7 +1148,7 @@
     <w:uiPriority w:val="11"/>
     <w:rsid w:val="00FC693F"/>
     <w:rPr>
-      <w:rFonts w:asciiTheme="majorHAnsi" w:eastAsiaTheme="majorEastAsia" w:hAnsiTheme="majorHAnsi" w:cstheme="majorBidi"/>
+      <w:rFonts/>
       <w:i/>
       <w:iCs/>
       <w:color w:val="4F81BD" w:themeColor="accent1"/>
@@ -1464,8 +1273,15 @@
       <w:numPr>
         <w:numId w:val="1"/>
       </w:numPr>
+      <w:spacing w:after="120" w:line="259" w:lineRule="auto"/>
       <w:contextualSpacing/>
     </w:pPr>
+    <w:rPr>
+      <w:rFonts w:ascii="Times New Roman" w:hAnsi="Times New Roman"/>
+      <w:color w:val="000000"/>
+      <w:sz w:val="24"/>
+      <w:lang w:val="ru-RU"/>
+    </w:rPr>
   </w:style>
   <w:style w:type="paragraph" w:styleId="ListBullet2">
     <w:name w:val="List Bullet 2"/>
@@ -1637,7 +1453,7 @@
     <w:semiHidden/>
     <w:rsid w:val="00FC693F"/>
     <w:rPr>
-      <w:rFonts w:asciiTheme="majorHAnsi" w:eastAsiaTheme="majorEastAsia" w:hAnsiTheme="majorHAnsi" w:cstheme="majorBidi"/>
+      <w:rFonts/>
       <w:b/>
       <w:bCs/>
       <w:i/>
@@ -1653,7 +1469,7 @@
     <w:semiHidden/>
     <w:rsid w:val="00FC693F"/>
     <w:rPr>
-      <w:rFonts w:asciiTheme="majorHAnsi" w:eastAsiaTheme="majorEastAsia" w:hAnsiTheme="majorHAnsi" w:cstheme="majorBidi"/>
+      <w:rFonts/>
       <w:color w:val="243F60" w:themeColor="accent1" w:themeShade="7F"/>
     </w:rPr>
   </w:style>
@@ -1665,7 +1481,7 @@
     <w:semiHidden/>
     <w:rsid w:val="00FC693F"/>
     <w:rPr>
-      <w:rFonts w:asciiTheme="majorHAnsi" w:eastAsiaTheme="majorEastAsia" w:hAnsiTheme="majorHAnsi" w:cstheme="majorBidi"/>
+      <w:rFonts/>
       <w:i/>
       <w:iCs/>
       <w:color w:val="243F60" w:themeColor="accent1" w:themeShade="7F"/>
@@ -1679,7 +1495,7 @@
     <w:semiHidden/>
     <w:rsid w:val="00FC693F"/>
     <w:rPr>
-      <w:rFonts w:asciiTheme="majorHAnsi" w:eastAsiaTheme="majorEastAsia" w:hAnsiTheme="majorHAnsi" w:cstheme="majorBidi"/>
+      <w:rFonts/>
       <w:i/>
       <w:iCs/>
       <w:color w:val="404040" w:themeColor="text1" w:themeTint="BF"/>
@@ -1693,7 +1509,7 @@
     <w:semiHidden/>
     <w:rsid w:val="00FC693F"/>
     <w:rPr>
-      <w:rFonts w:asciiTheme="majorHAnsi" w:eastAsiaTheme="majorEastAsia" w:hAnsiTheme="majorHAnsi" w:cstheme="majorBidi"/>
+      <w:rFonts/>
       <w:color w:val="4F81BD" w:themeColor="accent1"/>
       <w:sz w:val="20"/>
       <w:szCs w:val="20"/>
@@ -1707,7 +1523,7 @@
     <w:semiHidden/>
     <w:rsid w:val="00FC693F"/>
     <w:rPr>
-      <w:rFonts w:asciiTheme="majorHAnsi" w:eastAsiaTheme="majorEastAsia" w:hAnsiTheme="majorHAnsi" w:cstheme="majorBidi"/>
+      <w:rFonts/>
       <w:i/>
       <w:iCs/>
       <w:color w:val="404040" w:themeColor="text1" w:themeTint="BF"/>
@@ -1766,9 +1582,6 @@
     <w:qFormat/>
     <w:rsid w:val="00FC693F"/>
     <w:pPr>
-      <w:pBdr>
-        <w:bottom w:val="single" w:sz="4" w:space="4" w:color="4F81BD" w:themeColor="accent1"/>
-      </w:pBdr>
       <w:spacing w:before="200" w:after="280"/>
       <w:ind w:left="936" w:right="936"/>
     </w:pPr>
@@ -3296,7 +3109,7 @@
         <w:spacing w:before="0" w:after="0" w:line="240" w:lineRule="auto"/>
       </w:pPr>
       <w:rPr>
-        <w:rFonts w:asciiTheme="majorHAnsi" w:eastAsiaTheme="majorEastAsia" w:hAnsiTheme="majorHAnsi" w:cstheme="majorBidi"/>
+        <w:rFonts/>
         <w:b/>
         <w:bCs/>
       </w:rPr>
@@ -3317,7 +3130,7 @@
         <w:spacing w:before="0" w:after="0" w:line="240" w:lineRule="auto"/>
       </w:pPr>
       <w:rPr>
-        <w:rFonts w:asciiTheme="majorHAnsi" w:eastAsiaTheme="majorEastAsia" w:hAnsiTheme="majorHAnsi" w:cstheme="majorBidi"/>
+        <w:rFonts/>
         <w:b/>
         <w:bCs/>
       </w:rPr>
@@ -3335,14 +3148,14 @@
     </w:tblStylePr>
     <w:tblStylePr w:type="firstCol">
       <w:rPr>
-        <w:rFonts w:asciiTheme="majorHAnsi" w:eastAsiaTheme="majorEastAsia" w:hAnsiTheme="majorHAnsi" w:cstheme="majorBidi"/>
+        <w:rFonts/>
         <w:b/>
         <w:bCs/>
       </w:rPr>
     </w:tblStylePr>
     <w:tblStylePr w:type="lastCol">
       <w:rPr>
-        <w:rFonts w:asciiTheme="majorHAnsi" w:eastAsiaTheme="majorEastAsia" w:hAnsiTheme="majorHAnsi" w:cstheme="majorBidi"/>
+        <w:rFonts/>
         <w:b/>
         <w:bCs/>
       </w:rPr>
@@ -3426,7 +3239,7 @@
         <w:spacing w:before="0" w:after="0" w:line="240" w:lineRule="auto"/>
       </w:pPr>
       <w:rPr>
-        <w:rFonts w:asciiTheme="majorHAnsi" w:eastAsiaTheme="majorEastAsia" w:hAnsiTheme="majorHAnsi" w:cstheme="majorBidi"/>
+        <w:rFonts/>
         <w:b/>
         <w:bCs/>
       </w:rPr>
@@ -3447,7 +3260,7 @@
         <w:spacing w:before="0" w:after="0" w:line="240" w:lineRule="auto"/>
       </w:pPr>
       <w:rPr>
-        <w:rFonts w:asciiTheme="majorHAnsi" w:eastAsiaTheme="majorEastAsia" w:hAnsiTheme="majorHAnsi" w:cstheme="majorBidi"/>
+        <w:rFonts/>
         <w:b/>
         <w:bCs/>
       </w:rPr>
@@ -3465,14 +3278,14 @@
     </w:tblStylePr>
     <w:tblStylePr w:type="firstCol">
       <w:rPr>
-        <w:rFonts w:asciiTheme="majorHAnsi" w:eastAsiaTheme="majorEastAsia" w:hAnsiTheme="majorHAnsi" w:cstheme="majorBidi"/>
+        <w:rFonts/>
         <w:b/>
         <w:bCs/>
       </w:rPr>
     </w:tblStylePr>
     <w:tblStylePr w:type="lastCol">
       <w:rPr>
-        <w:rFonts w:asciiTheme="majorHAnsi" w:eastAsiaTheme="majorEastAsia" w:hAnsiTheme="majorHAnsi" w:cstheme="majorBidi"/>
+        <w:rFonts/>
         <w:b/>
         <w:bCs/>
       </w:rPr>
@@ -3556,7 +3369,7 @@
         <w:spacing w:before="0" w:after="0" w:line="240" w:lineRule="auto"/>
       </w:pPr>
       <w:rPr>
-        <w:rFonts w:asciiTheme="majorHAnsi" w:eastAsiaTheme="majorEastAsia" w:hAnsiTheme="majorHAnsi" w:cstheme="majorBidi"/>
+        <w:rFonts/>
         <w:b/>
         <w:bCs/>
       </w:rPr>
@@ -3577,7 +3390,7 @@
         <w:spacing w:before="0" w:after="0" w:line="240" w:lineRule="auto"/>
       </w:pPr>
       <w:rPr>
-        <w:rFonts w:asciiTheme="majorHAnsi" w:eastAsiaTheme="majorEastAsia" w:hAnsiTheme="majorHAnsi" w:cstheme="majorBidi"/>
+        <w:rFonts/>
         <w:b/>
         <w:bCs/>
       </w:rPr>
@@ -3595,14 +3408,14 @@
     </w:tblStylePr>
     <w:tblStylePr w:type="firstCol">
       <w:rPr>
-        <w:rFonts w:asciiTheme="majorHAnsi" w:eastAsiaTheme="majorEastAsia" w:hAnsiTheme="majorHAnsi" w:cstheme="majorBidi"/>
+        <w:rFonts/>
         <w:b/>
         <w:bCs/>
       </w:rPr>
     </w:tblStylePr>
     <w:tblStylePr w:type="lastCol">
       <w:rPr>
-        <w:rFonts w:asciiTheme="majorHAnsi" w:eastAsiaTheme="majorEastAsia" w:hAnsiTheme="majorHAnsi" w:cstheme="majorBidi"/>
+        <w:rFonts/>
         <w:b/>
         <w:bCs/>
       </w:rPr>
@@ -3686,7 +3499,7 @@
         <w:spacing w:before="0" w:after="0" w:line="240" w:lineRule="auto"/>
       </w:pPr>
       <w:rPr>
-        <w:rFonts w:asciiTheme="majorHAnsi" w:eastAsiaTheme="majorEastAsia" w:hAnsiTheme="majorHAnsi" w:cstheme="majorBidi"/>
+        <w:rFonts/>
         <w:b/>
         <w:bCs/>
       </w:rPr>
@@ -3707,7 +3520,7 @@
         <w:spacing w:before="0" w:after="0" w:line="240" w:lineRule="auto"/>
       </w:pPr>
       <w:rPr>
-        <w:rFonts w:asciiTheme="majorHAnsi" w:eastAsiaTheme="majorEastAsia" w:hAnsiTheme="majorHAnsi" w:cstheme="majorBidi"/>
+        <w:rFonts/>
         <w:b/>
         <w:bCs/>
       </w:rPr>
@@ -3725,14 +3538,14 @@
     </w:tblStylePr>
     <w:tblStylePr w:type="firstCol">
       <w:rPr>
-        <w:rFonts w:asciiTheme="majorHAnsi" w:eastAsiaTheme="majorEastAsia" w:hAnsiTheme="majorHAnsi" w:cstheme="majorBidi"/>
+        <w:rFonts/>
         <w:b/>
         <w:bCs/>
       </w:rPr>
     </w:tblStylePr>
     <w:tblStylePr w:type="lastCol">
       <w:rPr>
-        <w:rFonts w:asciiTheme="majorHAnsi" w:eastAsiaTheme="majorEastAsia" w:hAnsiTheme="majorHAnsi" w:cstheme="majorBidi"/>
+        <w:rFonts/>
         <w:b/>
         <w:bCs/>
       </w:rPr>
@@ -3816,7 +3629,7 @@
         <w:spacing w:before="0" w:after="0" w:line="240" w:lineRule="auto"/>
       </w:pPr>
       <w:rPr>
-        <w:rFonts w:asciiTheme="majorHAnsi" w:eastAsiaTheme="majorEastAsia" w:hAnsiTheme="majorHAnsi" w:cstheme="majorBidi"/>
+        <w:rFonts/>
         <w:b/>
         <w:bCs/>
       </w:rPr>
@@ -3837,7 +3650,7 @@
         <w:spacing w:before="0" w:after="0" w:line="240" w:lineRule="auto"/>
       </w:pPr>
       <w:rPr>
-        <w:rFonts w:asciiTheme="majorHAnsi" w:eastAsiaTheme="majorEastAsia" w:hAnsiTheme="majorHAnsi" w:cstheme="majorBidi"/>
+        <w:rFonts/>
         <w:b/>
         <w:bCs/>
       </w:rPr>
@@ -3855,14 +3668,14 @@
     </w:tblStylePr>
     <w:tblStylePr w:type="firstCol">
       <w:rPr>
-        <w:rFonts w:asciiTheme="majorHAnsi" w:eastAsiaTheme="majorEastAsia" w:hAnsiTheme="majorHAnsi" w:cstheme="majorBidi"/>
+        <w:rFonts/>
         <w:b/>
         <w:bCs/>
       </w:rPr>
     </w:tblStylePr>
     <w:tblStylePr w:type="lastCol">
       <w:rPr>
-        <w:rFonts w:asciiTheme="majorHAnsi" w:eastAsiaTheme="majorEastAsia" w:hAnsiTheme="majorHAnsi" w:cstheme="majorBidi"/>
+        <w:rFonts/>
         <w:b/>
         <w:bCs/>
       </w:rPr>
@@ -3946,7 +3759,7 @@
         <w:spacing w:before="0" w:after="0" w:line="240" w:lineRule="auto"/>
       </w:pPr>
       <w:rPr>
-        <w:rFonts w:asciiTheme="majorHAnsi" w:eastAsiaTheme="majorEastAsia" w:hAnsiTheme="majorHAnsi" w:cstheme="majorBidi"/>
+        <w:rFonts/>
         <w:b/>
         <w:bCs/>
       </w:rPr>
@@ -3967,7 +3780,7 @@
         <w:spacing w:before="0" w:after="0" w:line="240" w:lineRule="auto"/>
       </w:pPr>
       <w:rPr>
-        <w:rFonts w:asciiTheme="majorHAnsi" w:eastAsiaTheme="majorEastAsia" w:hAnsiTheme="majorHAnsi" w:cstheme="majorBidi"/>
+        <w:rFonts/>
         <w:b/>
         <w:bCs/>
       </w:rPr>
@@ -3985,14 +3798,14 @@
     </w:tblStylePr>
     <w:tblStylePr w:type="firstCol">
       <w:rPr>
-        <w:rFonts w:asciiTheme="majorHAnsi" w:eastAsiaTheme="majorEastAsia" w:hAnsiTheme="majorHAnsi" w:cstheme="majorBidi"/>
+        <w:rFonts/>
         <w:b/>
         <w:bCs/>
       </w:rPr>
     </w:tblStylePr>
     <w:tblStylePr w:type="lastCol">
       <w:rPr>
-        <w:rFonts w:asciiTheme="majorHAnsi" w:eastAsiaTheme="majorEastAsia" w:hAnsiTheme="majorHAnsi" w:cstheme="majorBidi"/>
+        <w:rFonts/>
         <w:b/>
         <w:bCs/>
       </w:rPr>
@@ -4076,7 +3889,7 @@
         <w:spacing w:before="0" w:after="0" w:line="240" w:lineRule="auto"/>
       </w:pPr>
       <w:rPr>
-        <w:rFonts w:asciiTheme="majorHAnsi" w:eastAsiaTheme="majorEastAsia" w:hAnsiTheme="majorHAnsi" w:cstheme="majorBidi"/>
+        <w:rFonts/>
         <w:b/>
         <w:bCs/>
       </w:rPr>
@@ -4097,7 +3910,7 @@
         <w:spacing w:before="0" w:after="0" w:line="240" w:lineRule="auto"/>
       </w:pPr>
       <w:rPr>
-        <w:rFonts w:asciiTheme="majorHAnsi" w:eastAsiaTheme="majorEastAsia" w:hAnsiTheme="majorHAnsi" w:cstheme="majorBidi"/>
+        <w:rFonts/>
         <w:b/>
         <w:bCs/>
       </w:rPr>
@@ -4115,14 +3928,14 @@
     </w:tblStylePr>
     <w:tblStylePr w:type="firstCol">
       <w:rPr>
-        <w:rFonts w:asciiTheme="majorHAnsi" w:eastAsiaTheme="majorEastAsia" w:hAnsiTheme="majorHAnsi" w:cstheme="majorBidi"/>
+        <w:rFonts/>
         <w:b/>
         <w:bCs/>
       </w:rPr>
     </w:tblStylePr>
     <w:tblStylePr w:type="lastCol">
       <w:rPr>
-        <w:rFonts w:asciiTheme="majorHAnsi" w:eastAsiaTheme="majorEastAsia" w:hAnsiTheme="majorHAnsi" w:cstheme="majorBidi"/>
+        <w:rFonts/>
         <w:b/>
         <w:bCs/>
       </w:rPr>
@@ -5987,7 +5800,7 @@
     </w:tblPr>
     <w:tblStylePr w:type="firstRow">
       <w:rPr>
-        <w:rFonts w:asciiTheme="majorHAnsi" w:eastAsiaTheme="majorEastAsia" w:hAnsiTheme="majorHAnsi" w:cstheme="majorBidi"/>
+        <w:rFonts/>
       </w:rPr>
       <w:tblPr/>
       <w:tcPr>
@@ -6071,7 +5884,7 @@
     </w:tblPr>
     <w:tblStylePr w:type="firstRow">
       <w:rPr>
-        <w:rFonts w:asciiTheme="majorHAnsi" w:eastAsiaTheme="majorEastAsia" w:hAnsiTheme="majorHAnsi" w:cstheme="majorBidi"/>
+        <w:rFonts/>
       </w:rPr>
       <w:tblPr/>
       <w:tcPr>
@@ -6155,7 +5968,7 @@
     </w:tblPr>
     <w:tblStylePr w:type="firstRow">
       <w:rPr>
-        <w:rFonts w:asciiTheme="majorHAnsi" w:eastAsiaTheme="majorEastAsia" w:hAnsiTheme="majorHAnsi" w:cstheme="majorBidi"/>
+        <w:rFonts/>
       </w:rPr>
       <w:tblPr/>
       <w:tcPr>
@@ -6239,7 +6052,7 @@
     </w:tblPr>
     <w:tblStylePr w:type="firstRow">
       <w:rPr>
-        <w:rFonts w:asciiTheme="majorHAnsi" w:eastAsiaTheme="majorEastAsia" w:hAnsiTheme="majorHAnsi" w:cstheme="majorBidi"/>
+        <w:rFonts/>
       </w:rPr>
       <w:tblPr/>
       <w:tcPr>
@@ -6323,7 +6136,7 @@
     </w:tblPr>
     <w:tblStylePr w:type="firstRow">
       <w:rPr>
-        <w:rFonts w:asciiTheme="majorHAnsi" w:eastAsiaTheme="majorEastAsia" w:hAnsiTheme="majorHAnsi" w:cstheme="majorBidi"/>
+        <w:rFonts/>
       </w:rPr>
       <w:tblPr/>
       <w:tcPr>
@@ -6407,7 +6220,7 @@
     </w:tblPr>
     <w:tblStylePr w:type="firstRow">
       <w:rPr>
-        <w:rFonts w:asciiTheme="majorHAnsi" w:eastAsiaTheme="majorEastAsia" w:hAnsiTheme="majorHAnsi" w:cstheme="majorBidi"/>
+        <w:rFonts/>
       </w:rPr>
       <w:tblPr/>
       <w:tcPr>
@@ -6491,7 +6304,7 @@
     </w:tblPr>
     <w:tblStylePr w:type="firstRow">
       <w:rPr>
-        <w:rFonts w:asciiTheme="majorHAnsi" w:eastAsiaTheme="majorEastAsia" w:hAnsiTheme="majorHAnsi" w:cstheme="majorBidi"/>
+        <w:rFonts/>
       </w:rPr>
       <w:tblPr/>
       <w:tcPr>
@@ -6556,7 +6369,7 @@
       <w:spacing w:after="0" w:line="240" w:lineRule="auto"/>
     </w:pPr>
     <w:rPr>
-      <w:rFonts w:asciiTheme="majorHAnsi" w:eastAsiaTheme="majorEastAsia" w:hAnsiTheme="majorHAnsi" w:cstheme="majorBidi"/>
+      <w:rFonts/>
       <w:color w:val="000000" w:themeColor="text1"/>
     </w:rPr>
     <w:tblPr>
@@ -6684,7 +6497,7 @@
       <w:spacing w:after="0" w:line="240" w:lineRule="auto"/>
     </w:pPr>
     <w:rPr>
-      <w:rFonts w:asciiTheme="majorHAnsi" w:eastAsiaTheme="majorEastAsia" w:hAnsiTheme="majorHAnsi" w:cstheme="majorBidi"/>
+      <w:rFonts/>
       <w:color w:val="000000" w:themeColor="text1"/>
     </w:rPr>
     <w:tblPr>
@@ -6812,7 +6625,7 @@
       <w:spacing w:after="0" w:line="240" w:lineRule="auto"/>
     </w:pPr>
     <w:rPr>
-      <w:rFonts w:asciiTheme="majorHAnsi" w:eastAsiaTheme="majorEastAsia" w:hAnsiTheme="majorHAnsi" w:cstheme="majorBidi"/>
+      <w:rFonts/>
       <w:color w:val="000000" w:themeColor="text1"/>
     </w:rPr>
     <w:tblPr>
@@ -6940,7 +6753,7 @@
       <w:spacing w:after="0" w:line="240" w:lineRule="auto"/>
     </w:pPr>
     <w:rPr>
-      <w:rFonts w:asciiTheme="majorHAnsi" w:eastAsiaTheme="majorEastAsia" w:hAnsiTheme="majorHAnsi" w:cstheme="majorBidi"/>
+      <w:rFonts/>
       <w:color w:val="000000" w:themeColor="text1"/>
     </w:rPr>
     <w:tblPr>
@@ -7068,7 +6881,7 @@
       <w:spacing w:after="0" w:line="240" w:lineRule="auto"/>
     </w:pPr>
     <w:rPr>
-      <w:rFonts w:asciiTheme="majorHAnsi" w:eastAsiaTheme="majorEastAsia" w:hAnsiTheme="majorHAnsi" w:cstheme="majorBidi"/>
+      <w:rFonts/>
       <w:color w:val="000000" w:themeColor="text1"/>
     </w:rPr>
     <w:tblPr>
@@ -7196,7 +7009,7 @@
       <w:spacing w:after="0" w:line="240" w:lineRule="auto"/>
     </w:pPr>
     <w:rPr>
-      <w:rFonts w:asciiTheme="majorHAnsi" w:eastAsiaTheme="majorEastAsia" w:hAnsiTheme="majorHAnsi" w:cstheme="majorBidi"/>
+      <w:rFonts/>
       <w:color w:val="000000" w:themeColor="text1"/>
     </w:rPr>
     <w:tblPr>
@@ -7324,7 +7137,7 @@
       <w:spacing w:after="0" w:line="240" w:lineRule="auto"/>
     </w:pPr>
     <w:rPr>
-      <w:rFonts w:asciiTheme="majorHAnsi" w:eastAsiaTheme="majorEastAsia" w:hAnsiTheme="majorHAnsi" w:cstheme="majorBidi"/>
+      <w:rFonts/>
       <w:color w:val="000000" w:themeColor="text1"/>
     </w:rPr>
     <w:tblPr>
@@ -7963,7 +7776,7 @@
       <w:spacing w:after="0" w:line="240" w:lineRule="auto"/>
     </w:pPr>
     <w:rPr>
-      <w:rFonts w:asciiTheme="majorHAnsi" w:eastAsiaTheme="majorEastAsia" w:hAnsiTheme="majorHAnsi" w:cstheme="majorBidi"/>
+      <w:rFonts/>
       <w:color w:val="000000" w:themeColor="text1"/>
     </w:rPr>
     <w:tblPr>
@@ -8088,7 +7901,7 @@
       <w:spacing w:after="0" w:line="240" w:lineRule="auto"/>
     </w:pPr>
     <w:rPr>
-      <w:rFonts w:asciiTheme="majorHAnsi" w:eastAsiaTheme="majorEastAsia" w:hAnsiTheme="majorHAnsi" w:cstheme="majorBidi"/>
+      <w:rFonts/>
       <w:color w:val="000000" w:themeColor="text1"/>
     </w:rPr>
     <w:tblPr>
@@ -8213,7 +8026,7 @@
       <w:spacing w:after="0" w:line="240" w:lineRule="auto"/>
     </w:pPr>
     <w:rPr>
-      <w:rFonts w:asciiTheme="majorHAnsi" w:eastAsiaTheme="majorEastAsia" w:hAnsiTheme="majorHAnsi" w:cstheme="majorBidi"/>
+      <w:rFonts/>
       <w:color w:val="000000" w:themeColor="text1"/>
     </w:rPr>
     <w:tblPr>
@@ -8338,7 +8151,7 @@
       <w:spacing w:after="0" w:line="240" w:lineRule="auto"/>
     </w:pPr>
     <w:rPr>
-      <w:rFonts w:asciiTheme="majorHAnsi" w:eastAsiaTheme="majorEastAsia" w:hAnsiTheme="majorHAnsi" w:cstheme="majorBidi"/>
+      <w:rFonts/>
       <w:color w:val="000000" w:themeColor="text1"/>
     </w:rPr>
     <w:tblPr>
@@ -8463,7 +8276,7 @@
       <w:spacing w:after="0" w:line="240" w:lineRule="auto"/>
     </w:pPr>
     <w:rPr>
-      <w:rFonts w:asciiTheme="majorHAnsi" w:eastAsiaTheme="majorEastAsia" w:hAnsiTheme="majorHAnsi" w:cstheme="majorBidi"/>
+      <w:rFonts/>
       <w:color w:val="000000" w:themeColor="text1"/>
     </w:rPr>
     <w:tblPr>
@@ -8588,7 +8401,7 @@
       <w:spacing w:after="0" w:line="240" w:lineRule="auto"/>
     </w:pPr>
     <w:rPr>
-      <w:rFonts w:asciiTheme="majorHAnsi" w:eastAsiaTheme="majorEastAsia" w:hAnsiTheme="majorHAnsi" w:cstheme="majorBidi"/>
+      <w:rFonts/>
       <w:color w:val="000000" w:themeColor="text1"/>
     </w:rPr>
     <w:tblPr>
@@ -8713,7 +8526,7 @@
       <w:spacing w:after="0" w:line="240" w:lineRule="auto"/>
     </w:pPr>
     <w:rPr>
-      <w:rFonts w:asciiTheme="majorHAnsi" w:eastAsiaTheme="majorEastAsia" w:hAnsiTheme="majorHAnsi" w:cstheme="majorBidi"/>
+      <w:rFonts/>
       <w:color w:val="000000" w:themeColor="text1"/>
     </w:rPr>
     <w:tblPr>
